--- a/downloads/cnq-booking-form.docx
+++ b/downloads/cnq-booking-form.docx
@@ -212,7 +212,7 @@
           <w:showingPlcHdr/>
           <w:dropDownList>
             <w:listItem w:value="Choose an item."/>
-            <w:listItem w:displayText="Final Random Inspection (PSI)" w:value="Final Random Inspection (PSI)"/>
+            <w:listItem w:displayText="Pre-shipment Inspection (PSI)" w:value="Pre-shipment Inspection (PSI)"/>
             <w:listItem w:displayText="Re-Inspection - Previous Report #:" w:value="Re-Inspection - Previous Report #:"/>
             <w:listItem w:displayText="During Production Inspection (DPI)" w:value="During Production Inspection (DPI)"/>
             <w:listItem w:displayText="Initial Production Check (IPC)" w:value="Initial Production Check (IPC)"/>
@@ -6636,6 +6636,7 @@
   <w:style w:type="character" w:default="1" w:styleId="DefaultParagraphFont">
     <w:name w:val="Default Paragraph Font"/>
     <w:uiPriority w:val="1"/>
+    <w:semiHidden/>
     <w:unhideWhenUsed/>
   </w:style>
   <w:style w:type="table" w:default="1" w:styleId="TableNormal">
@@ -7100,9 +7101,11 @@
     <w:rsid w:val="001D5E02"/>
     <w:rsid w:val="002F1BD6"/>
     <w:rsid w:val="0036005E"/>
+    <w:rsid w:val="00396C3E"/>
     <w:rsid w:val="00437D93"/>
     <w:rsid w:val="004E2A31"/>
     <w:rsid w:val="00662E8C"/>
+    <w:rsid w:val="006E454F"/>
     <w:rsid w:val="0074331C"/>
     <w:rsid w:val="007D2148"/>
     <w:rsid w:val="007E2317"/>
